--- a/docs/pseudo readthedocs temperature.docx
+++ b/docs/pseudo readthedocs temperature.docx
@@ -1,6 +1,6 @@
 
 <file path=word/document.xml><?xml version="1.0" encoding="utf-8"?>
-<w:document xmlns:wpc="http://schemas.microsoft.com/office/word/2010/wordprocessingCanvas" xmlns:cx="http://schemas.microsoft.com/office/drawing/2014/chartex" xmlns:cx1="http://schemas.microsoft.com/office/drawing/2015/9/8/chartex" xmlns:cx2="http://schemas.microsoft.com/office/drawing/2015/10/21/chartex" xmlns:cx3="http://schemas.microsoft.com/office/drawing/2016/5/9/chartex" xmlns:cx4="http://schemas.microsoft.com/office/drawing/2016/5/10/chartex" xmlns:cx5="http://schemas.microsoft.com/office/drawing/2016/5/11/chartex" xmlns:cx6="http://schemas.microsoft.com/office/drawing/2016/5/12/chartex" xmlns:cx7="http://schemas.microsoft.com/office/drawing/2016/5/13/chartex" xmlns:cx8="http://schemas.microsoft.com/office/drawing/2016/5/14/chartex" xmlns:mc="http://schemas.openxmlformats.org/markup-compatibility/2006" xmlns:aink="http://schemas.microsoft.com/office/drawing/2016/ink" xmlns:am3d="http://schemas.microsoft.com/office/drawing/2017/model3d" xmlns:o="urn:schemas-microsoft-com:office:office" xmlns:r="http://schemas.openxmlformats.org/officeDocument/2006/relationships" xmlns:m="http://schemas.openxmlformats.org/officeDocument/2006/math" xmlns:v="urn:schemas-microsoft-com:vml" xmlns:wp14="http://schemas.microsoft.com/office/word/2010/wordprocessingDrawing" xmlns:wp="http://schemas.openxmlformats.org/drawingml/2006/wordprocessingDrawing" xmlns:w10="urn:schemas-microsoft-com:office:word" xmlns:w="http://schemas.openxmlformats.org/wordprocessingml/2006/main" xmlns:w14="http://schemas.microsoft.com/office/word/2010/wordml" xmlns:w15="http://schemas.microsoft.com/office/word/2012/wordml" xmlns:w16cid="http://schemas.microsoft.com/office/word/2016/wordml/cid" xmlns:w16se="http://schemas.microsoft.com/office/word/2015/wordml/symex" xmlns:wpg="http://schemas.microsoft.com/office/word/2010/wordprocessingGroup" xmlns:wpi="http://schemas.microsoft.com/office/word/2010/wordprocessingInk" xmlns:wne="http://schemas.microsoft.com/office/word/2006/wordml" xmlns:wps="http://schemas.microsoft.com/office/word/2010/wordprocessingShape" mc:Ignorable="w14 w15 w16se w16cid wp14">
+<w:document xmlns:wpc="http://schemas.microsoft.com/office/word/2010/wordprocessingCanvas" xmlns:cx="http://schemas.microsoft.com/office/drawing/2014/chartex" xmlns:cx1="http://schemas.microsoft.com/office/drawing/2015/9/8/chartex" xmlns:cx2="http://schemas.microsoft.com/office/drawing/2015/10/21/chartex" xmlns:cx3="http://schemas.microsoft.com/office/drawing/2016/5/9/chartex" xmlns:cx4="http://schemas.microsoft.com/office/drawing/2016/5/10/chartex" xmlns:cx5="http://schemas.microsoft.com/office/drawing/2016/5/11/chartex" xmlns:cx6="http://schemas.microsoft.com/office/drawing/2016/5/12/chartex" xmlns:cx7="http://schemas.microsoft.com/office/drawing/2016/5/13/chartex" xmlns:cx8="http://schemas.microsoft.com/office/drawing/2016/5/14/chartex" xmlns:mc="http://schemas.openxmlformats.org/markup-compatibility/2006" xmlns:aink="http://schemas.microsoft.com/office/drawing/2016/ink" xmlns:am3d="http://schemas.microsoft.com/office/drawing/2017/model3d" xmlns:o="urn:schemas-microsoft-com:office:office" xmlns:r="http://schemas.openxmlformats.org/officeDocument/2006/relationships" xmlns:m="http://schemas.openxmlformats.org/officeDocument/2006/math" xmlns:v="urn:schemas-microsoft-com:vml" xmlns:wp14="http://schemas.microsoft.com/office/word/2010/wordprocessingDrawing" xmlns:wp="http://schemas.openxmlformats.org/drawingml/2006/wordprocessingDrawing" xmlns:w10="urn:schemas-microsoft-com:office:word" xmlns:w="http://schemas.openxmlformats.org/wordprocessingml/2006/main" xmlns:w14="http://schemas.microsoft.com/office/word/2010/wordml" xmlns:w15="http://schemas.microsoft.com/office/word/2012/wordml" xmlns:w16cex="http://schemas.microsoft.com/office/word/2018/wordml/cex" xmlns:w16cid="http://schemas.microsoft.com/office/word/2016/wordml/cid" xmlns:w16="http://schemas.microsoft.com/office/word/2018/wordml" xmlns:w16se="http://schemas.microsoft.com/office/word/2015/wordml/symex" xmlns:wpg="http://schemas.microsoft.com/office/word/2010/wordprocessingGroup" xmlns:wpi="http://schemas.microsoft.com/office/word/2010/wordprocessingInk" xmlns:wne="http://schemas.microsoft.com/office/word/2006/wordml" xmlns:wps="http://schemas.microsoft.com/office/word/2010/wordprocessingShape" mc:Ignorable="w14 w15 w16se w16cid w16 w16cex wp14">
   <w:body>
     <w:p>
       <w:pPr>
@@ -98,14 +98,6 @@
         </w:rPr>
         <w:t>.</w:t>
       </w:r>
-    </w:p>
-    <w:p>
-      <w:pPr>
-        <w:spacing w:after="0" w:line="240" w:lineRule="auto"/>
-        <w:rPr>
-          <w:lang w:val="en"/>
-        </w:rPr>
-      </w:pPr>
     </w:p>
     <w:p>
       <w:pPr>
@@ -212,16 +204,6 @@
           <w:t>https://github.com/adafruit/circuitpython/releases</w:t>
         </w:r>
       </w:hyperlink>
-    </w:p>
-    <w:p>
-      <w:pPr>
-        <w:pStyle w:val="NoSpacing"/>
-        <w:rPr>
-          <w:sz w:val="20"/>
-          <w:szCs w:val="20"/>
-          <w:lang w:val="en"/>
-        </w:rPr>
-      </w:pPr>
     </w:p>
     <w:p>
       <w:pPr>
@@ -265,7 +247,6 @@
                 <w:lang w:val="en"/>
               </w:rPr>
             </w:pPr>
-            <w:proofErr w:type="spellStart"/>
             <w:r>
               <w:rPr>
                 <w:bCs/>
@@ -284,9 +265,40 @@
                 <w:color w:val="2E74B5" w:themeColor="accent5" w:themeShade="BF"/>
                 <w:lang w:val="en"/>
               </w:rPr>
-              <w:t>class</w:t>
-            </w:r>
-            <w:proofErr w:type="spellEnd"/>
+              <w:t xml:space="preserve">class </w:t>
+            </w:r>
+            <w:r>
+              <w:rPr>
+                <w:bCs/>
+                <w:iCs/>
+                <w:lang w:val="en"/>
+              </w:rPr>
+              <w:t>temperature</w:t>
+            </w:r>
+            <w:r>
+              <w:rPr>
+                <w:bCs/>
+                <w:iCs/>
+                <w:lang w:val="en"/>
+              </w:rPr>
+              <w:t>.</w:t>
+            </w:r>
+            <w:r>
+              <w:rPr>
+                <w:bCs/>
+                <w:iCs/>
+                <w:lang w:val="en"/>
+              </w:rPr>
+              <w:t>celsius_to_fahrenheit</w:t>
+            </w:r>
+            <w:r>
+              <w:rPr>
+                <w:bCs/>
+                <w:color w:val="2E74B5" w:themeColor="accent5" w:themeShade="BF"/>
+                <w:lang w:val="en"/>
+              </w:rPr>
+              <w:t>(</w:t>
+            </w:r>
             <w:r>
               <w:rPr>
                 <w:bCs/>
@@ -295,64 +307,8 @@
                 <w:color w:val="2E74B5" w:themeColor="accent5" w:themeShade="BF"/>
                 <w:lang w:val="en"/>
               </w:rPr>
-              <w:t xml:space="preserve"> </w:t>
-            </w:r>
-            <w:proofErr w:type="spellStart"/>
-            <w:proofErr w:type="gramStart"/>
-            <w:r>
-              <w:rPr>
-                <w:bCs/>
-                <w:iCs/>
-                <w:lang w:val="en"/>
-              </w:rPr>
-              <w:t>temperature</w:t>
-            </w:r>
-            <w:r>
-              <w:rPr>
-                <w:bCs/>
-                <w:iCs/>
-                <w:lang w:val="en"/>
-              </w:rPr>
-              <w:t>.</w:t>
-            </w:r>
-            <w:r>
-              <w:rPr>
-                <w:bCs/>
-                <w:iCs/>
-                <w:lang w:val="en"/>
-              </w:rPr>
-              <w:t>celsius</w:t>
-            </w:r>
-            <w:proofErr w:type="gramEnd"/>
-            <w:r>
-              <w:rPr>
-                <w:bCs/>
-                <w:iCs/>
-                <w:lang w:val="en"/>
-              </w:rPr>
-              <w:t>_to_fahrenheit</w:t>
-            </w:r>
-            <w:proofErr w:type="spellEnd"/>
-            <w:r>
-              <w:rPr>
-                <w:bCs/>
-                <w:color w:val="2E74B5" w:themeColor="accent5" w:themeShade="BF"/>
-                <w:lang w:val="en"/>
-              </w:rPr>
-              <w:t>(</w:t>
-            </w:r>
-            <w:proofErr w:type="spellStart"/>
-            <w:r>
-              <w:rPr>
-                <w:bCs/>
-                <w:i/>
-                <w:iCs/>
-                <w:color w:val="2E74B5" w:themeColor="accent5" w:themeShade="BF"/>
-                <w:lang w:val="en"/>
-              </w:rPr>
               <w:t>deg_c</w:t>
             </w:r>
-            <w:proofErr w:type="spellEnd"/>
             <w:r>
               <w:rPr>
                 <w:bCs/>
@@ -419,13 +375,13 @@
         <w:rPr>
           <w:lang w:val="en"/>
         </w:rPr>
-        <w:t xml:space="preserve">is </w:t>
-      </w:r>
-      <w:r>
-        <w:rPr>
-          <w:lang w:val="en"/>
-        </w:rPr>
-        <w:t>in degrees Celsius. Returns a value in degrees Fahrenheit.</w:t>
+        <w:t>is</w:t>
+      </w:r>
+      <w:r>
+        <w:rPr>
+          <w:lang w:val="en"/>
+        </w:rPr>
+        <w:t xml:space="preserve"> degrees Celsius. Returns a value in degrees Fahrenheit.</w:t>
       </w:r>
     </w:p>
     <w:tbl>
@@ -488,7 +444,6 @@
                 <w:numId w:val="4"/>
               </w:numPr>
             </w:pPr>
-            <w:proofErr w:type="spellStart"/>
             <w:r>
               <w:rPr>
                 <w:b/>
@@ -496,7 +451,6 @@
               </w:rPr>
               <w:t>deg_c</w:t>
             </w:r>
-            <w:proofErr w:type="spellEnd"/>
             <w:r>
               <w:t xml:space="preserve"> – </w:t>
             </w:r>
@@ -515,16 +469,11 @@
             <w:r>
               <w:t xml:space="preserve">integer. No default </w:t>
             </w:r>
-            <w:proofErr w:type="gramStart"/>
             <w:r>
               <w:t>valu</w:t>
             </w:r>
             <w:r>
-              <w:t>e</w:t>
-            </w:r>
-            <w:proofErr w:type="gramEnd"/>
-            <w:r>
-              <w:t>.</w:t>
+              <w:t>e.</w:t>
             </w:r>
           </w:p>
         </w:tc>
@@ -570,7 +519,6 @@
                 <w:lang w:val="en"/>
               </w:rPr>
             </w:pPr>
-            <w:proofErr w:type="spellStart"/>
             <w:r>
               <w:rPr>
                 <w:bCs/>
@@ -589,9 +537,24 @@
                 <w:color w:val="2E74B5" w:themeColor="accent5" w:themeShade="BF"/>
                 <w:lang w:val="en"/>
               </w:rPr>
-              <w:t>class</w:t>
-            </w:r>
-            <w:proofErr w:type="spellEnd"/>
+              <w:t xml:space="preserve">class </w:t>
+            </w:r>
+            <w:r>
+              <w:rPr>
+                <w:bCs/>
+                <w:iCs/>
+                <w:lang w:val="en"/>
+              </w:rPr>
+              <w:t>temperature.fahrenheit_to_celsius</w:t>
+            </w:r>
+            <w:r>
+              <w:rPr>
+                <w:bCs/>
+                <w:color w:val="2E74B5" w:themeColor="accent5" w:themeShade="BF"/>
+                <w:lang w:val="en"/>
+              </w:rPr>
+              <w:t>(</w:t>
+            </w:r>
             <w:r>
               <w:rPr>
                 <w:bCs/>
@@ -600,58 +563,8 @@
                 <w:color w:val="2E74B5" w:themeColor="accent5" w:themeShade="BF"/>
                 <w:lang w:val="en"/>
               </w:rPr>
-              <w:t xml:space="preserve"> </w:t>
-            </w:r>
-            <w:proofErr w:type="spellStart"/>
-            <w:proofErr w:type="gramStart"/>
-            <w:r>
-              <w:rPr>
-                <w:bCs/>
-                <w:iCs/>
-                <w:lang w:val="en"/>
-              </w:rPr>
-              <w:t>temperature.fahrenheit</w:t>
-            </w:r>
-            <w:proofErr w:type="gramEnd"/>
-            <w:r>
-              <w:rPr>
-                <w:bCs/>
-                <w:iCs/>
-                <w:lang w:val="en"/>
-              </w:rPr>
-              <w:t>_to_celsius</w:t>
-            </w:r>
-            <w:proofErr w:type="spellEnd"/>
-            <w:r>
-              <w:rPr>
-                <w:bCs/>
-                <w:color w:val="2E74B5" w:themeColor="accent5" w:themeShade="BF"/>
-                <w:lang w:val="en"/>
-              </w:rPr>
-              <w:t>(</w:t>
-            </w:r>
-            <w:proofErr w:type="spellStart"/>
-            <w:r>
-              <w:rPr>
-                <w:bCs/>
-                <w:i/>
-                <w:iCs/>
-                <w:color w:val="2E74B5" w:themeColor="accent5" w:themeShade="BF"/>
-                <w:lang w:val="en"/>
-              </w:rPr>
-              <w:t>deg_</w:t>
-            </w:r>
-            <w:r>
-              <w:rPr>
-                <w:bCs/>
-                <w:i/>
-                <w:iCs/>
-                <w:color w:val="2E74B5" w:themeColor="accent5" w:themeShade="BF"/>
-                <w:lang w:val="en"/>
-              </w:rPr>
-              <w:t>f</w:t>
-            </w:r>
-            <w:proofErr w:type="spellEnd"/>
+              <w:t>deg_f</w:t>
+            </w:r>
             <w:r>
               <w:rPr>
                 <w:bCs/>
@@ -694,31 +607,7 @@
         <w:rPr>
           <w:lang w:val="en"/>
         </w:rPr>
-        <w:t xml:space="preserve">the degrees </w:t>
-      </w:r>
-      <w:r>
-        <w:rPr>
-          <w:lang w:val="en"/>
-        </w:rPr>
-        <w:t>Fahrenheit</w:t>
-      </w:r>
-      <w:r>
-        <w:rPr>
-          <w:lang w:val="en"/>
-        </w:rPr>
-        <w:t xml:space="preserve"> to degrees </w:t>
-      </w:r>
-      <w:r>
-        <w:rPr>
-          <w:lang w:val="en"/>
-        </w:rPr>
-        <w:t>Celsius</w:t>
-      </w:r>
-      <w:r>
-        <w:rPr>
-          <w:lang w:val="en"/>
-        </w:rPr>
-        <w:t xml:space="preserve"> converter</w:t>
+        <w:t>the degrees Fahrenheit to degrees Celsius converter</w:t>
       </w:r>
       <w:r>
         <w:rPr>
@@ -742,31 +631,7 @@
         <w:rPr>
           <w:lang w:val="en"/>
         </w:rPr>
-        <w:t xml:space="preserve">in degrees </w:t>
-      </w:r>
-      <w:r>
-        <w:rPr>
-          <w:lang w:val="en"/>
-        </w:rPr>
-        <w:t>Fahrenheit</w:t>
-      </w:r>
-      <w:r>
-        <w:rPr>
-          <w:lang w:val="en"/>
-        </w:rPr>
-        <w:t xml:space="preserve">. Returns a value in degrees </w:t>
-      </w:r>
-      <w:r>
-        <w:rPr>
-          <w:lang w:val="en"/>
-        </w:rPr>
-        <w:t>Celsius</w:t>
-      </w:r>
-      <w:r>
-        <w:rPr>
-          <w:lang w:val="en"/>
-        </w:rPr>
-        <w:t>.</w:t>
+        <w:t>degrees Fahrenheit. Returns a value in degrees Celsius.</w:t>
       </w:r>
     </w:p>
     <w:tbl>
@@ -829,35 +694,18 @@
                 <w:numId w:val="4"/>
               </w:numPr>
             </w:pPr>
-            <w:proofErr w:type="spellStart"/>
             <w:r>
               <w:rPr>
                 <w:b/>
                 <w:bCs/>
               </w:rPr>
-              <w:t>deg_</w:t>
-            </w:r>
-            <w:r>
-              <w:rPr>
-                <w:b/>
-                <w:bCs/>
-              </w:rPr>
-              <w:t>f</w:t>
-            </w:r>
-            <w:proofErr w:type="spellEnd"/>
+              <w:t>deg_f</w:t>
+            </w:r>
             <w:r>
               <w:t xml:space="preserve"> – </w:t>
             </w:r>
             <w:r>
-              <w:t xml:space="preserve">The input value. Can be any positive or negative integer. No default </w:t>
-            </w:r>
-            <w:proofErr w:type="gramStart"/>
-            <w:r>
-              <w:t>value</w:t>
-            </w:r>
-            <w:proofErr w:type="gramEnd"/>
-            <w:r>
-              <w:t>.</w:t>
+              <w:t>The input value. Can be any positive or negative integer. No default value.</w:t>
             </w:r>
           </w:p>
         </w:tc>
@@ -903,7 +751,6 @@
                 <w:lang w:val="en"/>
               </w:rPr>
             </w:pPr>
-            <w:proofErr w:type="spellStart"/>
             <w:r>
               <w:rPr>
                 <w:bCs/>
@@ -922,9 +769,24 @@
                 <w:color w:val="2E74B5" w:themeColor="accent5" w:themeShade="BF"/>
                 <w:lang w:val="en"/>
               </w:rPr>
-              <w:t>class</w:t>
-            </w:r>
-            <w:proofErr w:type="spellEnd"/>
+              <w:t xml:space="preserve">class </w:t>
+            </w:r>
+            <w:r>
+              <w:rPr>
+                <w:bCs/>
+                <w:iCs/>
+                <w:lang w:val="en"/>
+              </w:rPr>
+              <w:t>temperature.celsius_to_kelvin</w:t>
+            </w:r>
+            <w:r>
+              <w:rPr>
+                <w:bCs/>
+                <w:color w:val="2E74B5" w:themeColor="accent5" w:themeShade="BF"/>
+                <w:lang w:val="en"/>
+              </w:rPr>
+              <w:t>(</w:t>
+            </w:r>
             <w:r>
               <w:rPr>
                 <w:bCs/>
@@ -933,56 +795,8 @@
                 <w:color w:val="2E74B5" w:themeColor="accent5" w:themeShade="BF"/>
                 <w:lang w:val="en"/>
               </w:rPr>
-              <w:t xml:space="preserve"> </w:t>
-            </w:r>
-            <w:proofErr w:type="spellStart"/>
-            <w:proofErr w:type="gramStart"/>
-            <w:r>
-              <w:rPr>
-                <w:bCs/>
-                <w:iCs/>
-                <w:lang w:val="en"/>
-              </w:rPr>
-              <w:t>temperature.celsius</w:t>
-            </w:r>
-            <w:proofErr w:type="gramEnd"/>
-            <w:r>
-              <w:rPr>
-                <w:bCs/>
-                <w:iCs/>
-                <w:lang w:val="en"/>
-              </w:rPr>
-              <w:t>_to_</w:t>
-            </w:r>
-            <w:r>
-              <w:rPr>
-                <w:bCs/>
-                <w:iCs/>
-                <w:lang w:val="en"/>
-              </w:rPr>
-              <w:t>kelvin</w:t>
-            </w:r>
-            <w:proofErr w:type="spellEnd"/>
-            <w:r>
-              <w:rPr>
-                <w:bCs/>
-                <w:color w:val="2E74B5" w:themeColor="accent5" w:themeShade="BF"/>
-                <w:lang w:val="en"/>
-              </w:rPr>
-              <w:t>(</w:t>
-            </w:r>
-            <w:proofErr w:type="spellStart"/>
-            <w:r>
-              <w:rPr>
-                <w:bCs/>
-                <w:i/>
-                <w:iCs/>
-                <w:color w:val="2E74B5" w:themeColor="accent5" w:themeShade="BF"/>
-                <w:lang w:val="en"/>
-              </w:rPr>
               <w:t>deg_c</w:t>
             </w:r>
-            <w:proofErr w:type="spellEnd"/>
             <w:r>
               <w:rPr>
                 <w:bCs/>
@@ -1025,19 +839,7 @@
         <w:rPr>
           <w:lang w:val="en"/>
         </w:rPr>
-        <w:t xml:space="preserve">the degrees Celsius to </w:t>
-      </w:r>
-      <w:r>
-        <w:rPr>
-          <w:lang w:val="en"/>
-        </w:rPr>
-        <w:t>Kelvin</w:t>
-      </w:r>
-      <w:r>
-        <w:rPr>
-          <w:lang w:val="en"/>
-        </w:rPr>
-        <w:t xml:space="preserve"> converter</w:t>
+        <w:t>the degrees Celsius to Kelvin converter</w:t>
       </w:r>
       <w:r>
         <w:rPr>
@@ -1055,25 +857,13 @@
         <w:rPr>
           <w:lang w:val="en"/>
         </w:rPr>
-        <w:t xml:space="preserve">is </w:t>
-      </w:r>
-      <w:r>
-        <w:rPr>
-          <w:lang w:val="en"/>
-        </w:rPr>
-        <w:t xml:space="preserve">in degrees Celsius. Returns a value in </w:t>
-      </w:r>
-      <w:r>
-        <w:rPr>
-          <w:lang w:val="en"/>
-        </w:rPr>
-        <w:t>Kelvins</w:t>
-      </w:r>
-      <w:r>
-        <w:rPr>
-          <w:lang w:val="en"/>
-        </w:rPr>
-        <w:t>.</w:t>
+        <w:t>is</w:t>
+      </w:r>
+      <w:r>
+        <w:rPr>
+          <w:lang w:val="en"/>
+        </w:rPr>
+        <w:t xml:space="preserve"> degrees Celsius. Returns a value in Kelvins.</w:t>
       </w:r>
     </w:p>
     <w:tbl>
@@ -1136,7 +926,6 @@
                 <w:numId w:val="4"/>
               </w:numPr>
             </w:pPr>
-            <w:proofErr w:type="spellStart"/>
             <w:r>
               <w:rPr>
                 <w:b/>
@@ -1144,20 +933,11 @@
               </w:rPr>
               <w:t>deg_c</w:t>
             </w:r>
-            <w:proofErr w:type="spellEnd"/>
             <w:r>
               <w:t xml:space="preserve"> – </w:t>
             </w:r>
             <w:r>
-              <w:t xml:space="preserve">The input value. Can be any positive or negative integer. No default </w:t>
-            </w:r>
-            <w:proofErr w:type="gramStart"/>
-            <w:r>
-              <w:t>value</w:t>
-            </w:r>
-            <w:proofErr w:type="gramEnd"/>
-            <w:r>
-              <w:t>.</w:t>
+              <w:t>The input value. Can be any positive or negative integer. No default value.</w:t>
             </w:r>
           </w:p>
         </w:tc>
@@ -1203,7 +983,6 @@
                 <w:lang w:val="en"/>
               </w:rPr>
             </w:pPr>
-            <w:proofErr w:type="spellStart"/>
             <w:r>
               <w:rPr>
                 <w:bCs/>
@@ -1222,55 +1001,16 @@
                 <w:color w:val="2E74B5" w:themeColor="accent5" w:themeShade="BF"/>
                 <w:lang w:val="en"/>
               </w:rPr>
-              <w:t>class</w:t>
-            </w:r>
-            <w:proofErr w:type="spellEnd"/>
-            <w:r>
-              <w:rPr>
-                <w:bCs/>
-                <w:i/>
+              <w:t xml:space="preserve">class </w:t>
+            </w:r>
+            <w:r>
+              <w:rPr>
+                <w:bCs/>
                 <w:iCs/>
-                <w:color w:val="2E74B5" w:themeColor="accent5" w:themeShade="BF"/>
-                <w:lang w:val="en"/>
-              </w:rPr>
-              <w:t xml:space="preserve"> </w:t>
-            </w:r>
-            <w:proofErr w:type="spellStart"/>
-            <w:proofErr w:type="gramStart"/>
-            <w:r>
-              <w:rPr>
-                <w:bCs/>
-                <w:iCs/>
-                <w:lang w:val="en"/>
-              </w:rPr>
-              <w:t>temperature.</w:t>
-            </w:r>
-            <w:r>
-              <w:rPr>
-                <w:bCs/>
-                <w:iCs/>
-                <w:lang w:val="en"/>
-              </w:rPr>
-              <w:t>kelvin</w:t>
-            </w:r>
-            <w:proofErr w:type="gramEnd"/>
-            <w:r>
-              <w:rPr>
-                <w:bCs/>
-                <w:iCs/>
-                <w:lang w:val="en"/>
-              </w:rPr>
-              <w:t>_to_</w:t>
-            </w:r>
-            <w:r>
-              <w:rPr>
-                <w:bCs/>
-                <w:iCs/>
-                <w:lang w:val="en"/>
-              </w:rPr>
-              <w:t>celsius</w:t>
-            </w:r>
-            <w:proofErr w:type="spellEnd"/>
+                <w:lang w:val="en"/>
+              </w:rPr>
+              <w:t>temperature.kelvin_to_celsius</w:t>
+            </w:r>
             <w:r>
               <w:rPr>
                 <w:bCs/>
@@ -1331,31 +1071,7 @@
         <w:rPr>
           <w:lang w:val="en"/>
         </w:rPr>
-        <w:t xml:space="preserve">the </w:t>
-      </w:r>
-      <w:r>
-        <w:rPr>
-          <w:lang w:val="en"/>
-        </w:rPr>
-        <w:t>Kelvins</w:t>
-      </w:r>
-      <w:r>
-        <w:rPr>
-          <w:lang w:val="en"/>
-        </w:rPr>
-        <w:t xml:space="preserve"> to degrees </w:t>
-      </w:r>
-      <w:r>
-        <w:rPr>
-          <w:lang w:val="en"/>
-        </w:rPr>
-        <w:t>Celsius</w:t>
-      </w:r>
-      <w:r>
-        <w:rPr>
-          <w:lang w:val="en"/>
-        </w:rPr>
-        <w:t xml:space="preserve"> converter</w:t>
+        <w:t>the Kelvins to degrees Celsius converter</w:t>
       </w:r>
       <w:r>
         <w:rPr>
@@ -1373,19 +1089,7 @@
         <w:rPr>
           <w:lang w:val="en"/>
         </w:rPr>
-        <w:t xml:space="preserve">is </w:t>
-      </w:r>
-      <w:r>
-        <w:rPr>
-          <w:lang w:val="en"/>
-        </w:rPr>
-        <w:t xml:space="preserve">in </w:t>
-      </w:r>
-      <w:r>
-        <w:rPr>
-          <w:lang w:val="en"/>
-        </w:rPr>
-        <w:t>Kelvins</w:t>
+        <w:t>is Kelvins</w:t>
       </w:r>
       <w:r>
         <w:rPr>
@@ -1477,15 +1181,7 @@
               <w:t xml:space="preserve"> – </w:t>
             </w:r>
             <w:r>
-              <w:t xml:space="preserve">The input value. Can be any positive or negative integer. No default </w:t>
-            </w:r>
-            <w:proofErr w:type="gramStart"/>
-            <w:r>
-              <w:t>value</w:t>
-            </w:r>
-            <w:proofErr w:type="gramEnd"/>
-            <w:r>
-              <w:t>.</w:t>
+              <w:t>The input value. Can be any positive or negative integer. No default value.</w:t>
             </w:r>
           </w:p>
         </w:tc>
@@ -1498,8 +1194,1336 @@
           <w:lang w:val="en"/>
         </w:rPr>
       </w:pPr>
+    </w:p>
+    <w:p>
+      <w:pPr>
+        <w:rPr>
+          <w:szCs w:val="20"/>
+          <w:lang w:val="en"/>
+        </w:rPr>
+      </w:pPr>
+      <w:r>
+        <w:rPr>
+          <w:szCs w:val="20"/>
+          <w:lang w:val="en"/>
+        </w:rPr>
+        <w:br w:type="page"/>
+      </w:r>
+    </w:p>
+    <w:tbl>
+      <w:tblPr>
+        <w:tblStyle w:val="TableGrid"/>
+        <w:tblW w:w="0" w:type="auto"/>
+        <w:tblBorders>
+          <w:top w:val="single" w:sz="24" w:space="0" w:color="9CC2E5" w:themeColor="accent5" w:themeTint="99"/>
+          <w:left w:val="none" w:sz="0" w:space="0" w:color="auto"/>
+          <w:bottom w:val="none" w:sz="0" w:space="0" w:color="auto"/>
+          <w:right w:val="none" w:sz="0" w:space="0" w:color="auto"/>
+          <w:insideH w:val="none" w:sz="0" w:space="0" w:color="auto"/>
+          <w:insideV w:val="none" w:sz="0" w:space="0" w:color="auto"/>
+        </w:tblBorders>
+        <w:shd w:val="clear" w:color="auto" w:fill="D9E2F3" w:themeFill="accent1" w:themeFillTint="33"/>
+        <w:tblLook w:val="04A0" w:firstRow="1" w:lastRow="0" w:firstColumn="1" w:lastColumn="0" w:noHBand="0" w:noVBand="1"/>
+      </w:tblPr>
+      <w:tblGrid>
+        <w:gridCol w:w="10070"/>
+      </w:tblGrid>
+      <w:tr>
+        <w:tc>
+          <w:tcPr>
+            <w:tcW w:w="10070" w:type="dxa"/>
+            <w:shd w:val="clear" w:color="auto" w:fill="D9E2F3" w:themeFill="accent1" w:themeFillTint="33"/>
+          </w:tcPr>
+          <w:p>
+            <w:pPr>
+              <w:spacing w:after="160" w:line="259" w:lineRule="auto"/>
+              <w:rPr>
+                <w:bCs/>
+                <w:lang w:val="en"/>
+              </w:rPr>
+            </w:pPr>
+            <w:r>
+              <w:rPr>
+                <w:bCs/>
+                <w:i/>
+                <w:iCs/>
+                <w:color w:val="2E74B5" w:themeColor="accent5" w:themeShade="BF"/>
+                <w:lang w:val="en"/>
+              </w:rPr>
+              <w:lastRenderedPageBreak/>
+              <w:t>helper_</w:t>
+            </w:r>
+            <w:r>
+              <w:rPr>
+                <w:bCs/>
+                <w:i/>
+                <w:iCs/>
+                <w:color w:val="2E74B5" w:themeColor="accent5" w:themeShade="BF"/>
+                <w:lang w:val="en"/>
+              </w:rPr>
+              <w:t xml:space="preserve">class </w:t>
+            </w:r>
+            <w:r>
+              <w:rPr>
+                <w:bCs/>
+                <w:iCs/>
+                <w:lang w:val="en"/>
+              </w:rPr>
+              <w:t>temperature.</w:t>
+            </w:r>
+            <w:r>
+              <w:rPr>
+                <w:bCs/>
+                <w:iCs/>
+                <w:lang w:val="en"/>
+              </w:rPr>
+              <w:t>dew_point</w:t>
+            </w:r>
+            <w:r>
+              <w:rPr>
+                <w:bCs/>
+                <w:color w:val="2E74B5" w:themeColor="accent5" w:themeShade="BF"/>
+                <w:lang w:val="en"/>
+              </w:rPr>
+              <w:t>(</w:t>
+            </w:r>
+            <w:r>
+              <w:rPr>
+                <w:bCs/>
+                <w:i/>
+                <w:iCs/>
+                <w:color w:val="2E74B5" w:themeColor="accent5" w:themeShade="BF"/>
+                <w:lang w:val="en"/>
+              </w:rPr>
+              <w:t>d</w:t>
+            </w:r>
+            <w:r>
+              <w:rPr>
+                <w:bCs/>
+                <w:i/>
+                <w:iCs/>
+                <w:color w:val="2E74B5" w:themeColor="accent5" w:themeShade="BF"/>
+                <w:lang w:val="en"/>
+              </w:rPr>
+              <w:t>e</w:t>
+            </w:r>
+            <w:r>
+              <w:rPr>
+                <w:bCs/>
+                <w:i/>
+                <w:iCs/>
+                <w:color w:val="2E74B5" w:themeColor="accent5" w:themeShade="BF"/>
+                <w:lang w:val="en"/>
+              </w:rPr>
+              <w:t>g_c, humidity, verbose=False</w:t>
+            </w:r>
+            <w:r>
+              <w:rPr>
+                <w:bCs/>
+                <w:color w:val="2E74B5" w:themeColor="accent5" w:themeShade="BF"/>
+                <w:lang w:val="en"/>
+              </w:rPr>
+              <w:t>)</w:t>
+            </w:r>
+            <w:r>
+              <w:rPr>
+                <w:bCs/>
+                <w:color w:val="2E74B5" w:themeColor="accent5" w:themeShade="BF"/>
+                <w:lang w:val="en"/>
+              </w:rPr>
+              <w:t xml:space="preserve"> </w:t>
+            </w:r>
+          </w:p>
+        </w:tc>
+      </w:tr>
+    </w:tbl>
+    <w:p>
+      <w:pPr>
+        <w:rPr>
+          <w:lang w:val="en"/>
+        </w:rPr>
+      </w:pPr>
+      <w:r>
+        <w:rPr>
+          <w:lang w:val="en"/>
+        </w:rPr>
+        <w:t xml:space="preserve">Convert </w:t>
+      </w:r>
+      <w:r>
+        <w:rPr>
+          <w:lang w:val="en"/>
+        </w:rPr>
+        <w:t>temperature and humidity to a dew point temperature value and observation string</w:t>
+      </w:r>
+      <w:r>
+        <w:rPr>
+          <w:lang w:val="en"/>
+        </w:rPr>
+        <w:t>.</w:t>
+      </w:r>
+      <w:r>
+        <w:rPr>
+          <w:lang w:val="en"/>
+        </w:rPr>
+        <w:t xml:space="preserve"> </w:t>
+      </w:r>
+      <w:r>
+        <w:rPr>
+          <w:lang w:val="en"/>
+        </w:rPr>
+        <w:t>Temperature i</w:t>
+      </w:r>
+      <w:r>
+        <w:rPr>
+          <w:lang w:val="en"/>
+        </w:rPr>
+        <w:t xml:space="preserve">nput value is </w:t>
+      </w:r>
+      <w:r>
+        <w:rPr>
+          <w:lang w:val="en"/>
+        </w:rPr>
+        <w:t>degrees Celsius in the range of -99 to 99 degrees. Humidity input value is percent humidity in the range of 0 to 100.</w:t>
+      </w:r>
+      <w:r>
+        <w:rPr>
+          <w:lang w:val="en"/>
+        </w:rPr>
+        <w:t xml:space="preserve"> Returns a </w:t>
+      </w:r>
+      <w:r>
+        <w:rPr>
+          <w:lang w:val="en"/>
+        </w:rPr>
+        <w:t xml:space="preserve">dew point </w:t>
+      </w:r>
+      <w:r>
+        <w:rPr>
+          <w:lang w:val="en"/>
+        </w:rPr>
+        <w:t>value in degrees Celsius</w:t>
+      </w:r>
+      <w:r>
+        <w:rPr>
+          <w:lang w:val="en"/>
+        </w:rPr>
+        <w:t xml:space="preserve"> and an observation string (if verbose is True) </w:t>
+      </w:r>
+      <w:r>
+        <w:rPr>
+          <w:lang w:val="en"/>
+        </w:rPr>
+        <w:t>.</w:t>
+      </w:r>
+    </w:p>
+    <w:tbl>
+      <w:tblPr>
+        <w:tblW w:w="0" w:type="auto"/>
+        <w:tblCellSpacing w:w="15" w:type="dxa"/>
+        <w:tblInd w:w="720" w:type="dxa"/>
+        <w:tblBorders>
+          <w:top w:val="single" w:sz="6" w:space="0" w:color="E1E4E5"/>
+          <w:left w:val="single" w:sz="6" w:space="0" w:color="E1E4E5"/>
+          <w:bottom w:val="single" w:sz="6" w:space="0" w:color="E1E4E5"/>
+          <w:right w:val="single" w:sz="6" w:space="0" w:color="E1E4E5"/>
+        </w:tblBorders>
+        <w:tblCellMar>
+          <w:top w:w="15" w:type="dxa"/>
+          <w:left w:w="15" w:type="dxa"/>
+          <w:bottom w:w="15" w:type="dxa"/>
+          <w:right w:w="15" w:type="dxa"/>
+        </w:tblCellMar>
+        <w:tblLook w:val="04A0" w:firstRow="1" w:lastRow="0" w:firstColumn="1" w:lastColumn="0" w:noHBand="0" w:noVBand="1"/>
+      </w:tblPr>
+      <w:tblGrid>
+        <w:gridCol w:w="1105"/>
+        <w:gridCol w:w="8239"/>
+      </w:tblGrid>
+      <w:tr>
+        <w:trPr>
+          <w:tblCellSpacing w:w="15" w:type="dxa"/>
+        </w:trPr>
+        <w:tc>
+          <w:tcPr>
+            <w:tcW w:w="0" w:type="auto"/>
+            <w:hideMark/>
+          </w:tcPr>
+          <w:p>
+            <w:pPr>
+              <w:rPr>
+                <w:b/>
+                <w:bCs/>
+              </w:rPr>
+            </w:pPr>
+            <w:r>
+              <w:rPr>
+                <w:b/>
+                <w:bCs/>
+              </w:rPr>
+              <w:t>Parameters:</w:t>
+            </w:r>
+          </w:p>
+        </w:tc>
+        <w:tc>
+          <w:tcPr>
+            <w:tcW w:w="0" w:type="auto"/>
+            <w:hideMark/>
+          </w:tcPr>
+          <w:p>
+            <w:pPr>
+              <w:numPr>
+                <w:ilvl w:val="0"/>
+                <w:numId w:val="4"/>
+              </w:numPr>
+            </w:pPr>
+            <w:r>
+              <w:rPr>
+                <w:b/>
+                <w:bCs/>
+              </w:rPr>
+              <w:t>Temperature</w:t>
+            </w:r>
+            <w:r>
+              <w:t xml:space="preserve"> – </w:t>
+            </w:r>
+            <w:r>
+              <w:t xml:space="preserve">The </w:t>
+            </w:r>
+            <w:r>
+              <w:t xml:space="preserve">temperature </w:t>
+            </w:r>
+            <w:r>
+              <w:t>input value. Can be any positive or negative</w:t>
+            </w:r>
+            <w:r>
+              <w:t xml:space="preserve"> numeric</w:t>
+            </w:r>
+            <w:r>
+              <w:t xml:space="preserve"> </w:t>
+            </w:r>
+            <w:r>
+              <w:t>value in the range of -99 to 99</w:t>
+            </w:r>
+            <w:r>
+              <w:t>. No default value.</w:t>
+            </w:r>
+          </w:p>
+          <w:p>
+            <w:pPr>
+              <w:numPr>
+                <w:ilvl w:val="0"/>
+                <w:numId w:val="4"/>
+              </w:numPr>
+            </w:pPr>
+            <w:r>
+              <w:rPr>
+                <w:b/>
+                <w:bCs/>
+              </w:rPr>
+              <w:t>Humidity</w:t>
+            </w:r>
+            <w:r>
+              <w:t xml:space="preserve"> – The humidity percent input value. Can be any positive value in the range of 0 to 100. No default value.</w:t>
+            </w:r>
+          </w:p>
+        </w:tc>
+      </w:tr>
+    </w:tbl>
+    <w:p>
+      <w:pPr>
+        <w:rPr>
+          <w:szCs w:val="20"/>
+          <w:lang w:val="en"/>
+        </w:rPr>
+      </w:pPr>
+    </w:p>
+    <w:tbl>
+      <w:tblPr>
+        <w:tblStyle w:val="TableGrid"/>
+        <w:tblW w:w="0" w:type="auto"/>
+        <w:tblBorders>
+          <w:top w:val="single" w:sz="24" w:space="0" w:color="9CC2E5" w:themeColor="accent5" w:themeTint="99"/>
+          <w:left w:val="none" w:sz="0" w:space="0" w:color="auto"/>
+          <w:bottom w:val="none" w:sz="0" w:space="0" w:color="auto"/>
+          <w:right w:val="none" w:sz="0" w:space="0" w:color="auto"/>
+          <w:insideH w:val="none" w:sz="0" w:space="0" w:color="auto"/>
+          <w:insideV w:val="none" w:sz="0" w:space="0" w:color="auto"/>
+        </w:tblBorders>
+        <w:shd w:val="clear" w:color="auto" w:fill="D9E2F3" w:themeFill="accent1" w:themeFillTint="33"/>
+        <w:tblLook w:val="04A0" w:firstRow="1" w:lastRow="0" w:firstColumn="1" w:lastColumn="0" w:noHBand="0" w:noVBand="1"/>
+      </w:tblPr>
+      <w:tblGrid>
+        <w:gridCol w:w="10070"/>
+      </w:tblGrid>
+      <w:tr>
+        <w:tc>
+          <w:tcPr>
+            <w:tcW w:w="10070" w:type="dxa"/>
+            <w:shd w:val="clear" w:color="auto" w:fill="D9E2F3" w:themeFill="accent1" w:themeFillTint="33"/>
+          </w:tcPr>
+          <w:p>
+            <w:pPr>
+              <w:spacing w:after="160" w:line="259" w:lineRule="auto"/>
+              <w:rPr>
+                <w:bCs/>
+                <w:lang w:val="en"/>
+              </w:rPr>
+            </w:pPr>
+            <w:r>
+              <w:rPr>
+                <w:bCs/>
+                <w:i/>
+                <w:iCs/>
+                <w:color w:val="2E74B5" w:themeColor="accent5" w:themeShade="BF"/>
+                <w:lang w:val="en"/>
+              </w:rPr>
+              <w:t>helper_</w:t>
+            </w:r>
+            <w:r>
+              <w:rPr>
+                <w:bCs/>
+                <w:i/>
+                <w:iCs/>
+                <w:color w:val="2E74B5" w:themeColor="accent5" w:themeShade="BF"/>
+                <w:lang w:val="en"/>
+              </w:rPr>
+              <w:t xml:space="preserve">class </w:t>
+            </w:r>
+            <w:r>
+              <w:rPr>
+                <w:bCs/>
+                <w:iCs/>
+                <w:lang w:val="en"/>
+              </w:rPr>
+              <w:t>temperature.</w:t>
+            </w:r>
+            <w:r>
+              <w:rPr>
+                <w:bCs/>
+                <w:iCs/>
+                <w:lang w:val="en"/>
+              </w:rPr>
+              <w:t>heat_index</w:t>
+            </w:r>
+            <w:r>
+              <w:rPr>
+                <w:bCs/>
+                <w:color w:val="2E74B5" w:themeColor="accent5" w:themeShade="BF"/>
+                <w:lang w:val="en"/>
+              </w:rPr>
+              <w:t>(</w:t>
+            </w:r>
+            <w:r>
+              <w:rPr>
+                <w:bCs/>
+                <w:i/>
+                <w:iCs/>
+                <w:color w:val="2E74B5" w:themeColor="accent5" w:themeShade="BF"/>
+                <w:lang w:val="en"/>
+              </w:rPr>
+              <w:t>d</w:t>
+            </w:r>
+            <w:r>
+              <w:rPr>
+                <w:bCs/>
+                <w:i/>
+                <w:iCs/>
+                <w:color w:val="2E74B5" w:themeColor="accent5" w:themeShade="BF"/>
+                <w:lang w:val="en"/>
+              </w:rPr>
+              <w:t>e</w:t>
+            </w:r>
+            <w:r>
+              <w:rPr>
+                <w:bCs/>
+                <w:i/>
+                <w:iCs/>
+                <w:color w:val="2E74B5" w:themeColor="accent5" w:themeShade="BF"/>
+                <w:lang w:val="en"/>
+              </w:rPr>
+              <w:t>g_c, humidity, verbose=False</w:t>
+            </w:r>
+            <w:r>
+              <w:rPr>
+                <w:bCs/>
+                <w:color w:val="2E74B5" w:themeColor="accent5" w:themeShade="BF"/>
+                <w:lang w:val="en"/>
+              </w:rPr>
+              <w:t>)</w:t>
+            </w:r>
+            <w:r>
+              <w:rPr>
+                <w:bCs/>
+                <w:color w:val="2E74B5" w:themeColor="accent5" w:themeShade="BF"/>
+                <w:lang w:val="en"/>
+              </w:rPr>
+              <w:t xml:space="preserve"> </w:t>
+            </w:r>
+          </w:p>
+        </w:tc>
+      </w:tr>
+    </w:tbl>
+    <w:p>
+      <w:pPr>
+        <w:rPr>
+          <w:lang w:val="en"/>
+        </w:rPr>
+      </w:pPr>
+      <w:r>
+        <w:rPr>
+          <w:lang w:val="en"/>
+        </w:rPr>
+        <w:t xml:space="preserve">Convert </w:t>
+      </w:r>
+      <w:r>
+        <w:rPr>
+          <w:lang w:val="en"/>
+        </w:rPr>
+        <w:t xml:space="preserve">temperature and humidity to a </w:t>
+      </w:r>
+      <w:r>
+        <w:rPr>
+          <w:lang w:val="en"/>
+        </w:rPr>
+        <w:t>heat index</w:t>
+      </w:r>
+      <w:r>
+        <w:rPr>
+          <w:lang w:val="en"/>
+        </w:rPr>
+        <w:t xml:space="preserve"> (comfort)</w:t>
+      </w:r>
+      <w:r>
+        <w:rPr>
+          <w:lang w:val="en"/>
+        </w:rPr>
+        <w:t xml:space="preserve"> temperature </w:t>
+      </w:r>
+      <w:r>
+        <w:rPr>
+          <w:lang w:val="en"/>
+        </w:rPr>
+        <w:t xml:space="preserve">value </w:t>
+      </w:r>
+      <w:r>
+        <w:rPr>
+          <w:lang w:val="en"/>
+        </w:rPr>
+        <w:t>and observation</w:t>
+      </w:r>
+      <w:r>
+        <w:rPr>
+          <w:lang w:val="en"/>
+        </w:rPr>
+        <w:t xml:space="preserve"> string</w:t>
+      </w:r>
+      <w:r>
+        <w:rPr>
+          <w:lang w:val="en"/>
+        </w:rPr>
+        <w:t>.</w:t>
+      </w:r>
+      <w:r>
+        <w:rPr>
+          <w:lang w:val="en"/>
+        </w:rPr>
+        <w:t xml:space="preserve"> Temperature input value is degrees Celsius in the range of -99 to 99 degrees. Humidity input value is percent humidity in the range of 0 to 100. Returns a </w:t>
+      </w:r>
+      <w:r>
+        <w:rPr>
+          <w:lang w:val="en"/>
+        </w:rPr>
+        <w:t>heat index</w:t>
+      </w:r>
+      <w:r>
+        <w:rPr>
+          <w:lang w:val="en"/>
+        </w:rPr>
+        <w:t xml:space="preserve"> value in degrees Celsius and an observation string (if verbose is True) .</w:t>
+      </w:r>
+    </w:p>
+    <w:tbl>
+      <w:tblPr>
+        <w:tblW w:w="0" w:type="auto"/>
+        <w:tblCellSpacing w:w="15" w:type="dxa"/>
+        <w:tblInd w:w="720" w:type="dxa"/>
+        <w:tblBorders>
+          <w:top w:val="single" w:sz="6" w:space="0" w:color="E1E4E5"/>
+          <w:left w:val="single" w:sz="6" w:space="0" w:color="E1E4E5"/>
+          <w:bottom w:val="single" w:sz="6" w:space="0" w:color="E1E4E5"/>
+          <w:right w:val="single" w:sz="6" w:space="0" w:color="E1E4E5"/>
+        </w:tblBorders>
+        <w:tblCellMar>
+          <w:top w:w="15" w:type="dxa"/>
+          <w:left w:w="15" w:type="dxa"/>
+          <w:bottom w:w="15" w:type="dxa"/>
+          <w:right w:w="15" w:type="dxa"/>
+        </w:tblCellMar>
+        <w:tblLook w:val="04A0" w:firstRow="1" w:lastRow="0" w:firstColumn="1" w:lastColumn="0" w:noHBand="0" w:noVBand="1"/>
+      </w:tblPr>
+      <w:tblGrid>
+        <w:gridCol w:w="1105"/>
+        <w:gridCol w:w="8239"/>
+      </w:tblGrid>
+      <w:tr>
+        <w:trPr>
+          <w:tblCellSpacing w:w="15" w:type="dxa"/>
+        </w:trPr>
+        <w:tc>
+          <w:tcPr>
+            <w:tcW w:w="0" w:type="auto"/>
+            <w:hideMark/>
+          </w:tcPr>
+          <w:p>
+            <w:pPr>
+              <w:rPr>
+                <w:b/>
+                <w:bCs/>
+              </w:rPr>
+            </w:pPr>
+            <w:r>
+              <w:rPr>
+                <w:b/>
+                <w:bCs/>
+              </w:rPr>
+              <w:t>Parameters:</w:t>
+            </w:r>
+          </w:p>
+        </w:tc>
+        <w:tc>
+          <w:tcPr>
+            <w:tcW w:w="0" w:type="auto"/>
+            <w:hideMark/>
+          </w:tcPr>
+          <w:p>
+            <w:pPr>
+              <w:numPr>
+                <w:ilvl w:val="0"/>
+                <w:numId w:val="4"/>
+              </w:numPr>
+            </w:pPr>
+            <w:r>
+              <w:rPr>
+                <w:b/>
+                <w:bCs/>
+              </w:rPr>
+              <w:t>Temperature</w:t>
+            </w:r>
+            <w:r>
+              <w:t xml:space="preserve"> – </w:t>
+            </w:r>
+            <w:r>
+              <w:t>The temperature input value. Can be any positive or negative numeric value in the range of -99 to 99. No default value.</w:t>
+            </w:r>
+          </w:p>
+          <w:p>
+            <w:pPr>
+              <w:numPr>
+                <w:ilvl w:val="0"/>
+                <w:numId w:val="4"/>
+              </w:numPr>
+            </w:pPr>
+            <w:r>
+              <w:rPr>
+                <w:b/>
+                <w:bCs/>
+              </w:rPr>
+              <w:t>Humidity</w:t>
+            </w:r>
+            <w:r>
+              <w:t xml:space="preserve"> – The humidity percent input value. Can be any positive value in the range of 0 to 100. No default value.</w:t>
+            </w:r>
+          </w:p>
+        </w:tc>
+      </w:tr>
+    </w:tbl>
+    <w:p>
+      <w:pPr>
+        <w:rPr>
+          <w:szCs w:val="20"/>
+          <w:lang w:val="en"/>
+        </w:rPr>
+      </w:pPr>
+    </w:p>
+    <w:p>
+      <w:pPr>
+        <w:rPr>
+          <w:szCs w:val="20"/>
+          <w:lang w:val="en"/>
+        </w:rPr>
+      </w:pPr>
+      <w:r>
+        <w:rPr>
+          <w:szCs w:val="20"/>
+          <w:lang w:val="en"/>
+        </w:rPr>
+        <w:br w:type="page"/>
+      </w:r>
+    </w:p>
+    <w:tbl>
+      <w:tblPr>
+        <w:tblStyle w:val="TableGrid"/>
+        <w:tblW w:w="0" w:type="auto"/>
+        <w:tblBorders>
+          <w:top w:val="single" w:sz="24" w:space="0" w:color="9CC2E5" w:themeColor="accent5" w:themeTint="99"/>
+          <w:left w:val="none" w:sz="0" w:space="0" w:color="auto"/>
+          <w:bottom w:val="none" w:sz="0" w:space="0" w:color="auto"/>
+          <w:right w:val="none" w:sz="0" w:space="0" w:color="auto"/>
+          <w:insideH w:val="none" w:sz="0" w:space="0" w:color="auto"/>
+          <w:insideV w:val="none" w:sz="0" w:space="0" w:color="auto"/>
+        </w:tblBorders>
+        <w:shd w:val="clear" w:color="auto" w:fill="D9E2F3" w:themeFill="accent1" w:themeFillTint="33"/>
+        <w:tblLook w:val="04A0" w:firstRow="1" w:lastRow="0" w:firstColumn="1" w:lastColumn="0" w:noHBand="0" w:noVBand="1"/>
+      </w:tblPr>
+      <w:tblGrid>
+        <w:gridCol w:w="10070"/>
+      </w:tblGrid>
+      <w:tr>
+        <w:tc>
+          <w:tcPr>
+            <w:tcW w:w="10070" w:type="dxa"/>
+            <w:shd w:val="clear" w:color="auto" w:fill="D9E2F3" w:themeFill="accent1" w:themeFillTint="33"/>
+          </w:tcPr>
+          <w:p>
+            <w:pPr>
+              <w:spacing w:after="160" w:line="259" w:lineRule="auto"/>
+              <w:rPr>
+                <w:bCs/>
+                <w:lang w:val="en"/>
+              </w:rPr>
+            </w:pPr>
+            <w:r>
+              <w:rPr>
+                <w:bCs/>
+                <w:i/>
+                <w:iCs/>
+                <w:color w:val="2E74B5" w:themeColor="accent5" w:themeShade="BF"/>
+                <w:lang w:val="en"/>
+              </w:rPr>
+              <w:lastRenderedPageBreak/>
+              <w:t>helper_</w:t>
+            </w:r>
+            <w:r>
+              <w:rPr>
+                <w:bCs/>
+                <w:i/>
+                <w:iCs/>
+                <w:color w:val="2E74B5" w:themeColor="accent5" w:themeShade="BF"/>
+                <w:lang w:val="en"/>
+              </w:rPr>
+              <w:t xml:space="preserve">class </w:t>
+            </w:r>
+            <w:r>
+              <w:rPr>
+                <w:bCs/>
+                <w:iCs/>
+                <w:lang w:val="en"/>
+              </w:rPr>
+              <w:t>temperature.</w:t>
+            </w:r>
+            <w:r>
+              <w:rPr>
+                <w:bCs/>
+                <w:iCs/>
+                <w:lang w:val="en"/>
+              </w:rPr>
+              <w:t>wind_chill</w:t>
+            </w:r>
+            <w:r>
+              <w:rPr>
+                <w:bCs/>
+                <w:color w:val="2E74B5" w:themeColor="accent5" w:themeShade="BF"/>
+                <w:lang w:val="en"/>
+              </w:rPr>
+              <w:t>(</w:t>
+            </w:r>
+            <w:r>
+              <w:rPr>
+                <w:bCs/>
+                <w:i/>
+                <w:iCs/>
+                <w:color w:val="2E74B5" w:themeColor="accent5" w:themeShade="BF"/>
+                <w:lang w:val="en"/>
+              </w:rPr>
+              <w:t>d</w:t>
+            </w:r>
+            <w:r>
+              <w:rPr>
+                <w:bCs/>
+                <w:i/>
+                <w:iCs/>
+                <w:color w:val="2E74B5" w:themeColor="accent5" w:themeShade="BF"/>
+                <w:lang w:val="en"/>
+              </w:rPr>
+              <w:t>e</w:t>
+            </w:r>
+            <w:r>
+              <w:rPr>
+                <w:bCs/>
+                <w:i/>
+                <w:iCs/>
+                <w:color w:val="2E74B5" w:themeColor="accent5" w:themeShade="BF"/>
+                <w:lang w:val="en"/>
+              </w:rPr>
+              <w:t>g_c,</w:t>
+            </w:r>
+            <w:r>
+              <w:rPr>
+                <w:bCs/>
+                <w:i/>
+                <w:iCs/>
+                <w:color w:val="2E74B5" w:themeColor="accent5" w:themeShade="BF"/>
+                <w:lang w:val="en"/>
+              </w:rPr>
+              <w:t xml:space="preserve"> wind_vel_kmph</w:t>
+            </w:r>
+            <w:r>
+              <w:rPr>
+                <w:bCs/>
+                <w:i/>
+                <w:iCs/>
+                <w:color w:val="2E74B5" w:themeColor="accent5" w:themeShade="BF"/>
+                <w:lang w:val="en"/>
+              </w:rPr>
+              <w:t>, verbose=False</w:t>
+            </w:r>
+            <w:r>
+              <w:rPr>
+                <w:bCs/>
+                <w:color w:val="2E74B5" w:themeColor="accent5" w:themeShade="BF"/>
+                <w:lang w:val="en"/>
+              </w:rPr>
+              <w:t>)</w:t>
+            </w:r>
+            <w:r>
+              <w:rPr>
+                <w:bCs/>
+                <w:color w:val="2E74B5" w:themeColor="accent5" w:themeShade="BF"/>
+                <w:lang w:val="en"/>
+              </w:rPr>
+              <w:t xml:space="preserve"> </w:t>
+            </w:r>
+          </w:p>
+        </w:tc>
+      </w:tr>
+    </w:tbl>
+    <w:p>
+      <w:pPr>
+        <w:rPr>
+          <w:lang w:val="en"/>
+        </w:rPr>
+      </w:pPr>
+      <w:r>
+        <w:rPr>
+          <w:lang w:val="en"/>
+        </w:rPr>
+        <w:t>Convert</w:t>
+      </w:r>
+      <w:r>
+        <w:rPr>
+          <w:lang w:val="en"/>
+        </w:rPr>
+        <w:t xml:space="preserve"> temperature and </w:t>
+      </w:r>
+      <w:r>
+        <w:rPr>
+          <w:lang w:val="en"/>
+        </w:rPr>
+        <w:t>wind velocity to a wind chill (“feels like”) tem</w:t>
+      </w:r>
+      <w:r>
+        <w:rPr>
+          <w:lang w:val="en"/>
+        </w:rPr>
+        <w:t>perature value and observation string</w:t>
+      </w:r>
+      <w:r>
+        <w:rPr>
+          <w:lang w:val="en"/>
+        </w:rPr>
+        <w:t>.</w:t>
+      </w:r>
+      <w:r>
+        <w:rPr>
+          <w:lang w:val="en"/>
+        </w:rPr>
+        <w:t xml:space="preserve"> Temperature input value is degrees Celsius in the range of -99 to 99 degrees. </w:t>
+      </w:r>
+      <w:r>
+        <w:rPr>
+          <w:lang w:val="en"/>
+        </w:rPr>
+        <w:t>Wind velocity is kilometers-per-hour in the range of 0 to 100</w:t>
+      </w:r>
+      <w:r>
+        <w:rPr>
+          <w:lang w:val="en"/>
+        </w:rPr>
+        <w:t xml:space="preserve">. Returns a </w:t>
+      </w:r>
+      <w:r>
+        <w:rPr>
+          <w:lang w:val="en"/>
+        </w:rPr>
+        <w:t>wind chill</w:t>
+      </w:r>
+      <w:r>
+        <w:rPr>
+          <w:lang w:val="en"/>
+        </w:rPr>
+        <w:t xml:space="preserve"> value in degrees Celsius and an observation string (if verbose is True) .</w:t>
+      </w:r>
+    </w:p>
+    <w:tbl>
+      <w:tblPr>
+        <w:tblW w:w="0" w:type="auto"/>
+        <w:tblCellSpacing w:w="15" w:type="dxa"/>
+        <w:tblInd w:w="720" w:type="dxa"/>
+        <w:tblBorders>
+          <w:top w:val="single" w:sz="6" w:space="0" w:color="E1E4E5"/>
+          <w:left w:val="single" w:sz="6" w:space="0" w:color="E1E4E5"/>
+          <w:bottom w:val="single" w:sz="6" w:space="0" w:color="E1E4E5"/>
+          <w:right w:val="single" w:sz="6" w:space="0" w:color="E1E4E5"/>
+        </w:tblBorders>
+        <w:tblCellMar>
+          <w:top w:w="15" w:type="dxa"/>
+          <w:left w:w="15" w:type="dxa"/>
+          <w:bottom w:w="15" w:type="dxa"/>
+          <w:right w:w="15" w:type="dxa"/>
+        </w:tblCellMar>
+        <w:tblLook w:val="04A0" w:firstRow="1" w:lastRow="0" w:firstColumn="1" w:lastColumn="0" w:noHBand="0" w:noVBand="1"/>
+      </w:tblPr>
+      <w:tblGrid>
+        <w:gridCol w:w="1105"/>
+        <w:gridCol w:w="8239"/>
+      </w:tblGrid>
+      <w:tr>
+        <w:trPr>
+          <w:tblCellSpacing w:w="15" w:type="dxa"/>
+        </w:trPr>
+        <w:tc>
+          <w:tcPr>
+            <w:tcW w:w="0" w:type="auto"/>
+            <w:hideMark/>
+          </w:tcPr>
+          <w:p>
+            <w:pPr>
+              <w:rPr>
+                <w:b/>
+                <w:bCs/>
+              </w:rPr>
+            </w:pPr>
+            <w:r>
+              <w:rPr>
+                <w:b/>
+                <w:bCs/>
+              </w:rPr>
+              <w:t>Parameters:</w:t>
+            </w:r>
+          </w:p>
+        </w:tc>
+        <w:tc>
+          <w:tcPr>
+            <w:tcW w:w="0" w:type="auto"/>
+            <w:hideMark/>
+          </w:tcPr>
+          <w:p>
+            <w:pPr>
+              <w:numPr>
+                <w:ilvl w:val="0"/>
+                <w:numId w:val="4"/>
+              </w:numPr>
+            </w:pPr>
+            <w:r>
+              <w:rPr>
+                <w:b/>
+                <w:bCs/>
+              </w:rPr>
+              <w:t>Temperature</w:t>
+            </w:r>
+            <w:r>
+              <w:t xml:space="preserve"> – </w:t>
+            </w:r>
+            <w:r>
+              <w:t>The temperature input value. Can be any positive or negative numeric value in the range of -99 to 99. No default value.</w:t>
+            </w:r>
+          </w:p>
+          <w:p>
+            <w:pPr>
+              <w:numPr>
+                <w:ilvl w:val="0"/>
+                <w:numId w:val="4"/>
+              </w:numPr>
+            </w:pPr>
+            <w:r>
+              <w:rPr>
+                <w:b/>
+                <w:bCs/>
+              </w:rPr>
+              <w:t>Wind Velocity</w:t>
+            </w:r>
+            <w:r>
+              <w:t xml:space="preserve"> – The </w:t>
+            </w:r>
+            <w:r>
+              <w:t>wind velocity</w:t>
+            </w:r>
+            <w:r>
+              <w:t xml:space="preserve"> input value. Can be any positive value in the range of 0 to 100. No default value.</w:t>
+            </w:r>
+          </w:p>
+        </w:tc>
+      </w:tr>
+    </w:tbl>
+    <w:p>
+      <w:pPr>
+        <w:rPr>
+          <w:szCs w:val="20"/>
+          <w:lang w:val="en"/>
+        </w:rPr>
+      </w:pPr>
+    </w:p>
+    <w:tbl>
+      <w:tblPr>
+        <w:tblStyle w:val="TableGrid"/>
+        <w:tblW w:w="0" w:type="auto"/>
+        <w:tblBorders>
+          <w:top w:val="single" w:sz="24" w:space="0" w:color="9CC2E5" w:themeColor="accent5" w:themeTint="99"/>
+          <w:left w:val="none" w:sz="0" w:space="0" w:color="auto"/>
+          <w:bottom w:val="none" w:sz="0" w:space="0" w:color="auto"/>
+          <w:right w:val="none" w:sz="0" w:space="0" w:color="auto"/>
+          <w:insideH w:val="none" w:sz="0" w:space="0" w:color="auto"/>
+          <w:insideV w:val="none" w:sz="0" w:space="0" w:color="auto"/>
+        </w:tblBorders>
+        <w:shd w:val="clear" w:color="auto" w:fill="D9E2F3" w:themeFill="accent1" w:themeFillTint="33"/>
+        <w:tblLook w:val="04A0" w:firstRow="1" w:lastRow="0" w:firstColumn="1" w:lastColumn="0" w:noHBand="0" w:noVBand="1"/>
+      </w:tblPr>
+      <w:tblGrid>
+        <w:gridCol w:w="10070"/>
+      </w:tblGrid>
+      <w:tr>
+        <w:tc>
+          <w:tcPr>
+            <w:tcW w:w="10070" w:type="dxa"/>
+            <w:shd w:val="clear" w:color="auto" w:fill="D9E2F3" w:themeFill="accent1" w:themeFillTint="33"/>
+          </w:tcPr>
+          <w:p>
+            <w:pPr>
+              <w:spacing w:after="160" w:line="259" w:lineRule="auto"/>
+              <w:rPr>
+                <w:bCs/>
+                <w:lang w:val="en"/>
+              </w:rPr>
+            </w:pPr>
+            <w:r>
+              <w:rPr>
+                <w:bCs/>
+                <w:i/>
+                <w:iCs/>
+                <w:color w:val="2E74B5" w:themeColor="accent5" w:themeShade="BF"/>
+                <w:lang w:val="en"/>
+              </w:rPr>
+              <w:t>helper_</w:t>
+            </w:r>
+            <w:r>
+              <w:rPr>
+                <w:bCs/>
+                <w:i/>
+                <w:iCs/>
+                <w:color w:val="2E74B5" w:themeColor="accent5" w:themeShade="BF"/>
+                <w:lang w:val="en"/>
+              </w:rPr>
+              <w:t xml:space="preserve">class </w:t>
+            </w:r>
+            <w:r>
+              <w:rPr>
+                <w:bCs/>
+                <w:iCs/>
+                <w:lang w:val="en"/>
+              </w:rPr>
+              <w:t>temperature.</w:t>
+            </w:r>
+            <w:r>
+              <w:rPr>
+                <w:bCs/>
+                <w:iCs/>
+                <w:lang w:val="en"/>
+              </w:rPr>
+              <w:t>apparent_temperature</w:t>
+            </w:r>
+            <w:r>
+              <w:rPr>
+                <w:bCs/>
+                <w:color w:val="2E74B5" w:themeColor="accent5" w:themeShade="BF"/>
+                <w:lang w:val="en"/>
+              </w:rPr>
+              <w:t>(</w:t>
+            </w:r>
+            <w:r>
+              <w:rPr>
+                <w:bCs/>
+                <w:i/>
+                <w:iCs/>
+                <w:color w:val="2E74B5" w:themeColor="accent5" w:themeShade="BF"/>
+                <w:lang w:val="en"/>
+              </w:rPr>
+              <w:t>d</w:t>
+            </w:r>
+            <w:r>
+              <w:rPr>
+                <w:bCs/>
+                <w:i/>
+                <w:iCs/>
+                <w:color w:val="2E74B5" w:themeColor="accent5" w:themeShade="BF"/>
+                <w:lang w:val="en"/>
+              </w:rPr>
+              <w:t>e</w:t>
+            </w:r>
+            <w:r>
+              <w:rPr>
+                <w:bCs/>
+                <w:i/>
+                <w:iCs/>
+                <w:color w:val="2E74B5" w:themeColor="accent5" w:themeShade="BF"/>
+                <w:lang w:val="en"/>
+              </w:rPr>
+              <w:t xml:space="preserve">g_c, </w:t>
+            </w:r>
+            <w:r>
+              <w:rPr>
+                <w:bCs/>
+                <w:i/>
+                <w:iCs/>
+                <w:color w:val="2E74B5" w:themeColor="accent5" w:themeShade="BF"/>
+                <w:lang w:val="en"/>
+              </w:rPr>
+              <w:t xml:space="preserve">humidity, </w:t>
+            </w:r>
+            <w:r>
+              <w:rPr>
+                <w:bCs/>
+                <w:i/>
+                <w:iCs/>
+                <w:color w:val="2E74B5" w:themeColor="accent5" w:themeShade="BF"/>
+                <w:lang w:val="en"/>
+              </w:rPr>
+              <w:t>wind_vel_kmph, verbose=False</w:t>
+            </w:r>
+            <w:r>
+              <w:rPr>
+                <w:bCs/>
+                <w:color w:val="2E74B5" w:themeColor="accent5" w:themeShade="BF"/>
+                <w:lang w:val="en"/>
+              </w:rPr>
+              <w:t>)</w:t>
+            </w:r>
+            <w:r>
+              <w:rPr>
+                <w:bCs/>
+                <w:color w:val="2E74B5" w:themeColor="accent5" w:themeShade="BF"/>
+                <w:lang w:val="en"/>
+              </w:rPr>
+              <w:t xml:space="preserve"> </w:t>
+            </w:r>
+          </w:p>
+        </w:tc>
+      </w:tr>
+    </w:tbl>
+    <w:p>
+      <w:pPr>
+        <w:rPr>
+          <w:lang w:val="en"/>
+        </w:rPr>
+      </w:pPr>
+      <w:r>
+        <w:rPr>
+          <w:lang w:val="en"/>
+        </w:rPr>
+        <w:t>Convert temperature</w:t>
+      </w:r>
+      <w:r>
+        <w:rPr>
+          <w:lang w:val="en"/>
+        </w:rPr>
+        <w:t>, humidity,</w:t>
+      </w:r>
+      <w:r>
+        <w:rPr>
+          <w:lang w:val="en"/>
+        </w:rPr>
+        <w:t xml:space="preserve"> and wind velocity to a</w:t>
+      </w:r>
+      <w:r>
+        <w:rPr>
+          <w:lang w:val="en"/>
+        </w:rPr>
+        <w:t>n apparent</w:t>
+      </w:r>
+      <w:r>
+        <w:rPr>
+          <w:lang w:val="en"/>
+        </w:rPr>
+        <w:t xml:space="preserve"> temperature</w:t>
+      </w:r>
+      <w:r>
+        <w:rPr>
+          <w:lang w:val="en"/>
+        </w:rPr>
+        <w:t xml:space="preserve"> (AT) thermal sensation</w:t>
+      </w:r>
       <w:bookmarkStart w:id="0" w:name="_GoBack"/>
       <w:bookmarkEnd w:id="0"/>
+      <w:r>
+        <w:rPr>
+          <w:lang w:val="en"/>
+        </w:rPr>
+        <w:t xml:space="preserve"> value and observation string</w:t>
+      </w:r>
+      <w:r>
+        <w:rPr>
+          <w:lang w:val="en"/>
+        </w:rPr>
+        <w:t>.</w:t>
+      </w:r>
+      <w:r>
+        <w:rPr>
+          <w:lang w:val="en"/>
+        </w:rPr>
+        <w:t xml:space="preserve"> Temperature input value is degrees Celsius in the range of -99 to 99 degrees. Humidity input value is percent humidity in the range of 0 to 100. Wind velocity is kilometers-per-hour in the range of 0 to 100. Returns a</w:t>
+      </w:r>
+      <w:r>
+        <w:rPr>
+          <w:lang w:val="en"/>
+        </w:rPr>
+        <w:t>n apparent temperature</w:t>
+      </w:r>
+      <w:r>
+        <w:rPr>
+          <w:lang w:val="en"/>
+        </w:rPr>
+        <w:t xml:space="preserve"> value in degrees Celsius and an observation string (if verbose is True) .</w:t>
+      </w:r>
+    </w:p>
+    <w:tbl>
+      <w:tblPr>
+        <w:tblW w:w="0" w:type="auto"/>
+        <w:tblCellSpacing w:w="15" w:type="dxa"/>
+        <w:tblInd w:w="720" w:type="dxa"/>
+        <w:tblBorders>
+          <w:top w:val="single" w:sz="6" w:space="0" w:color="E1E4E5"/>
+          <w:left w:val="single" w:sz="6" w:space="0" w:color="E1E4E5"/>
+          <w:bottom w:val="single" w:sz="6" w:space="0" w:color="E1E4E5"/>
+          <w:right w:val="single" w:sz="6" w:space="0" w:color="E1E4E5"/>
+        </w:tblBorders>
+        <w:tblCellMar>
+          <w:top w:w="15" w:type="dxa"/>
+          <w:left w:w="15" w:type="dxa"/>
+          <w:bottom w:w="15" w:type="dxa"/>
+          <w:right w:w="15" w:type="dxa"/>
+        </w:tblCellMar>
+        <w:tblLook w:val="04A0" w:firstRow="1" w:lastRow="0" w:firstColumn="1" w:lastColumn="0" w:noHBand="0" w:noVBand="1"/>
+      </w:tblPr>
+      <w:tblGrid>
+        <w:gridCol w:w="1105"/>
+        <w:gridCol w:w="8239"/>
+      </w:tblGrid>
+      <w:tr>
+        <w:trPr>
+          <w:tblCellSpacing w:w="15" w:type="dxa"/>
+        </w:trPr>
+        <w:tc>
+          <w:tcPr>
+            <w:tcW w:w="0" w:type="auto"/>
+            <w:hideMark/>
+          </w:tcPr>
+          <w:p>
+            <w:pPr>
+              <w:rPr>
+                <w:b/>
+                <w:bCs/>
+              </w:rPr>
+            </w:pPr>
+            <w:r>
+              <w:rPr>
+                <w:b/>
+                <w:bCs/>
+              </w:rPr>
+              <w:t>Parameters:</w:t>
+            </w:r>
+          </w:p>
+        </w:tc>
+        <w:tc>
+          <w:tcPr>
+            <w:tcW w:w="0" w:type="auto"/>
+            <w:hideMark/>
+          </w:tcPr>
+          <w:p>
+            <w:pPr>
+              <w:numPr>
+                <w:ilvl w:val="0"/>
+                <w:numId w:val="4"/>
+              </w:numPr>
+            </w:pPr>
+            <w:r>
+              <w:rPr>
+                <w:b/>
+                <w:bCs/>
+              </w:rPr>
+              <w:t>Temperature</w:t>
+            </w:r>
+            <w:r>
+              <w:t xml:space="preserve"> – </w:t>
+            </w:r>
+            <w:r>
+              <w:t>The temperature input value. Can be any positive or negative numeric value in the range of -99 to 99. No default value.</w:t>
+            </w:r>
+          </w:p>
+          <w:p>
+            <w:pPr>
+              <w:numPr>
+                <w:ilvl w:val="0"/>
+                <w:numId w:val="4"/>
+              </w:numPr>
+            </w:pPr>
+            <w:r>
+              <w:rPr>
+                <w:b/>
+                <w:bCs/>
+              </w:rPr>
+              <w:t>Humidity</w:t>
+            </w:r>
+            <w:r>
+              <w:t xml:space="preserve"> – The humidity percent input value. Can be any positive value in the range of 0 to 100. No default value.</w:t>
+            </w:r>
+          </w:p>
+          <w:p>
+            <w:pPr>
+              <w:numPr>
+                <w:ilvl w:val="0"/>
+                <w:numId w:val="4"/>
+              </w:numPr>
+            </w:pPr>
+            <w:r>
+              <w:rPr>
+                <w:b/>
+                <w:bCs/>
+              </w:rPr>
+              <w:t>Wind Velocity</w:t>
+            </w:r>
+            <w:r>
+              <w:t xml:space="preserve"> – The wind velocity input value. Can be any positive value in the range of 0 to 100. No default value.</w:t>
+            </w:r>
+          </w:p>
+        </w:tc>
+      </w:tr>
+    </w:tbl>
+    <w:p>
+      <w:pPr>
+        <w:rPr>
+          <w:szCs w:val="20"/>
+          <w:lang w:val="en"/>
+        </w:rPr>
+      </w:pPr>
     </w:p>
     <w:sectPr>
       <w:footerReference w:type="default" r:id="rId8"/>
@@ -1513,7 +2537,7 @@
 </file>
 
 <file path=word/endnotes.xml><?xml version="1.0" encoding="utf-8"?>
-<w:endnotes xmlns:wpc="http://schemas.microsoft.com/office/word/2010/wordprocessingCanvas" xmlns:cx="http://schemas.microsoft.com/office/drawing/2014/chartex" xmlns:cx1="http://schemas.microsoft.com/office/drawing/2015/9/8/chartex" xmlns:cx2="http://schemas.microsoft.com/office/drawing/2015/10/21/chartex" xmlns:cx3="http://schemas.microsoft.com/office/drawing/2016/5/9/chartex" xmlns:cx4="http://schemas.microsoft.com/office/drawing/2016/5/10/chartex" xmlns:cx5="http://schemas.microsoft.com/office/drawing/2016/5/11/chartex" xmlns:cx6="http://schemas.microsoft.com/office/drawing/2016/5/12/chartex" xmlns:cx7="http://schemas.microsoft.com/office/drawing/2016/5/13/chartex" xmlns:cx8="http://schemas.microsoft.com/office/drawing/2016/5/14/chartex" xmlns:mc="http://schemas.openxmlformats.org/markup-compatibility/2006" xmlns:aink="http://schemas.microsoft.com/office/drawing/2016/ink" xmlns:am3d="http://schemas.microsoft.com/office/drawing/2017/model3d" xmlns:o="urn:schemas-microsoft-com:office:office" xmlns:r="http://schemas.openxmlformats.org/officeDocument/2006/relationships" xmlns:m="http://schemas.openxmlformats.org/officeDocument/2006/math" xmlns:v="urn:schemas-microsoft-com:vml" xmlns:wp14="http://schemas.microsoft.com/office/word/2010/wordprocessingDrawing" xmlns:wp="http://schemas.openxmlformats.org/drawingml/2006/wordprocessingDrawing" xmlns:w10="urn:schemas-microsoft-com:office:word" xmlns:w="http://schemas.openxmlformats.org/wordprocessingml/2006/main" xmlns:w14="http://schemas.microsoft.com/office/word/2010/wordml" xmlns:w15="http://schemas.microsoft.com/office/word/2012/wordml" xmlns:w16cid="http://schemas.microsoft.com/office/word/2016/wordml/cid" xmlns:w16se="http://schemas.microsoft.com/office/word/2015/wordml/symex" xmlns:wpg="http://schemas.microsoft.com/office/word/2010/wordprocessingGroup" xmlns:wpi="http://schemas.microsoft.com/office/word/2010/wordprocessingInk" xmlns:wne="http://schemas.microsoft.com/office/word/2006/wordml" xmlns:wps="http://schemas.microsoft.com/office/word/2010/wordprocessingShape" mc:Ignorable="w14 w15 w16se w16cid wp14">
+<w:endnotes xmlns:wpc="http://schemas.microsoft.com/office/word/2010/wordprocessingCanvas" xmlns:cx="http://schemas.microsoft.com/office/drawing/2014/chartex" xmlns:cx1="http://schemas.microsoft.com/office/drawing/2015/9/8/chartex" xmlns:cx2="http://schemas.microsoft.com/office/drawing/2015/10/21/chartex" xmlns:cx3="http://schemas.microsoft.com/office/drawing/2016/5/9/chartex" xmlns:cx4="http://schemas.microsoft.com/office/drawing/2016/5/10/chartex" xmlns:cx5="http://schemas.microsoft.com/office/drawing/2016/5/11/chartex" xmlns:cx6="http://schemas.microsoft.com/office/drawing/2016/5/12/chartex" xmlns:cx7="http://schemas.microsoft.com/office/drawing/2016/5/13/chartex" xmlns:cx8="http://schemas.microsoft.com/office/drawing/2016/5/14/chartex" xmlns:mc="http://schemas.openxmlformats.org/markup-compatibility/2006" xmlns:aink="http://schemas.microsoft.com/office/drawing/2016/ink" xmlns:am3d="http://schemas.microsoft.com/office/drawing/2017/model3d" xmlns:o="urn:schemas-microsoft-com:office:office" xmlns:r="http://schemas.openxmlformats.org/officeDocument/2006/relationships" xmlns:m="http://schemas.openxmlformats.org/officeDocument/2006/math" xmlns:v="urn:schemas-microsoft-com:vml" xmlns:wp14="http://schemas.microsoft.com/office/word/2010/wordprocessingDrawing" xmlns:wp="http://schemas.openxmlformats.org/drawingml/2006/wordprocessingDrawing" xmlns:w10="urn:schemas-microsoft-com:office:word" xmlns:w="http://schemas.openxmlformats.org/wordprocessingml/2006/main" xmlns:w14="http://schemas.microsoft.com/office/word/2010/wordml" xmlns:w15="http://schemas.microsoft.com/office/word/2012/wordml" xmlns:w16cex="http://schemas.microsoft.com/office/word/2018/wordml/cex" xmlns:w16cid="http://schemas.microsoft.com/office/word/2016/wordml/cid" xmlns:w16="http://schemas.microsoft.com/office/word/2018/wordml" xmlns:w16se="http://schemas.microsoft.com/office/word/2015/wordml/symex" xmlns:wpg="http://schemas.microsoft.com/office/word/2010/wordprocessingGroup" xmlns:wpi="http://schemas.microsoft.com/office/word/2010/wordprocessingInk" xmlns:wne="http://schemas.microsoft.com/office/word/2006/wordml" xmlns:wps="http://schemas.microsoft.com/office/word/2010/wordprocessingShape" mc:Ignorable="w14 w15 w16se w16cid w16 w16cex wp14">
   <w:endnote w:type="separator" w:id="-1">
     <w:p>
       <w:pPr>
@@ -1538,7 +2562,7 @@
 </file>
 
 <file path=word/footer1.xml><?xml version="1.0" encoding="utf-8"?>
-<w:ftr xmlns:wpc="http://schemas.microsoft.com/office/word/2010/wordprocessingCanvas" xmlns:cx="http://schemas.microsoft.com/office/drawing/2014/chartex" xmlns:cx1="http://schemas.microsoft.com/office/drawing/2015/9/8/chartex" xmlns:cx2="http://schemas.microsoft.com/office/drawing/2015/10/21/chartex" xmlns:cx3="http://schemas.microsoft.com/office/drawing/2016/5/9/chartex" xmlns:cx4="http://schemas.microsoft.com/office/drawing/2016/5/10/chartex" xmlns:cx5="http://schemas.microsoft.com/office/drawing/2016/5/11/chartex" xmlns:cx6="http://schemas.microsoft.com/office/drawing/2016/5/12/chartex" xmlns:cx7="http://schemas.microsoft.com/office/drawing/2016/5/13/chartex" xmlns:cx8="http://schemas.microsoft.com/office/drawing/2016/5/14/chartex" xmlns:mc="http://schemas.openxmlformats.org/markup-compatibility/2006" xmlns:aink="http://schemas.microsoft.com/office/drawing/2016/ink" xmlns:am3d="http://schemas.microsoft.com/office/drawing/2017/model3d" xmlns:o="urn:schemas-microsoft-com:office:office" xmlns:r="http://schemas.openxmlformats.org/officeDocument/2006/relationships" xmlns:m="http://schemas.openxmlformats.org/officeDocument/2006/math" xmlns:v="urn:schemas-microsoft-com:vml" xmlns:wp14="http://schemas.microsoft.com/office/word/2010/wordprocessingDrawing" xmlns:wp="http://schemas.openxmlformats.org/drawingml/2006/wordprocessingDrawing" xmlns:w10="urn:schemas-microsoft-com:office:word" xmlns:w="http://schemas.openxmlformats.org/wordprocessingml/2006/main" xmlns:w14="http://schemas.microsoft.com/office/word/2010/wordml" xmlns:w15="http://schemas.microsoft.com/office/word/2012/wordml" xmlns:w16cid="http://schemas.microsoft.com/office/word/2016/wordml/cid" xmlns:w16se="http://schemas.microsoft.com/office/word/2015/wordml/symex" xmlns:wpg="http://schemas.microsoft.com/office/word/2010/wordprocessingGroup" xmlns:wpi="http://schemas.microsoft.com/office/word/2010/wordprocessingInk" xmlns:wne="http://schemas.microsoft.com/office/word/2006/wordml" xmlns:wps="http://schemas.microsoft.com/office/word/2010/wordprocessingShape" mc:Ignorable="w14 w15 w16se w16cid wp14">
+<w:ftr xmlns:wpc="http://schemas.microsoft.com/office/word/2010/wordprocessingCanvas" xmlns:cx="http://schemas.microsoft.com/office/drawing/2014/chartex" xmlns:cx1="http://schemas.microsoft.com/office/drawing/2015/9/8/chartex" xmlns:cx2="http://schemas.microsoft.com/office/drawing/2015/10/21/chartex" xmlns:cx3="http://schemas.microsoft.com/office/drawing/2016/5/9/chartex" xmlns:cx4="http://schemas.microsoft.com/office/drawing/2016/5/10/chartex" xmlns:cx5="http://schemas.microsoft.com/office/drawing/2016/5/11/chartex" xmlns:cx6="http://schemas.microsoft.com/office/drawing/2016/5/12/chartex" xmlns:cx7="http://schemas.microsoft.com/office/drawing/2016/5/13/chartex" xmlns:cx8="http://schemas.microsoft.com/office/drawing/2016/5/14/chartex" xmlns:mc="http://schemas.openxmlformats.org/markup-compatibility/2006" xmlns:aink="http://schemas.microsoft.com/office/drawing/2016/ink" xmlns:am3d="http://schemas.microsoft.com/office/drawing/2017/model3d" xmlns:o="urn:schemas-microsoft-com:office:office" xmlns:r="http://schemas.openxmlformats.org/officeDocument/2006/relationships" xmlns:m="http://schemas.openxmlformats.org/officeDocument/2006/math" xmlns:v="urn:schemas-microsoft-com:vml" xmlns:wp14="http://schemas.microsoft.com/office/word/2010/wordprocessingDrawing" xmlns:wp="http://schemas.openxmlformats.org/drawingml/2006/wordprocessingDrawing" xmlns:w10="urn:schemas-microsoft-com:office:word" xmlns:w="http://schemas.openxmlformats.org/wordprocessingml/2006/main" xmlns:w14="http://schemas.microsoft.com/office/word/2010/wordml" xmlns:w15="http://schemas.microsoft.com/office/word/2012/wordml" xmlns:w16cex="http://schemas.microsoft.com/office/word/2018/wordml/cex" xmlns:w16cid="http://schemas.microsoft.com/office/word/2016/wordml/cid" xmlns:w16="http://schemas.microsoft.com/office/word/2018/wordml" xmlns:w16se="http://schemas.microsoft.com/office/word/2015/wordml/symex" xmlns:wpg="http://schemas.microsoft.com/office/word/2010/wordprocessingGroup" xmlns:wpi="http://schemas.microsoft.com/office/word/2010/wordprocessingInk" xmlns:wne="http://schemas.microsoft.com/office/word/2006/wordml" xmlns:wps="http://schemas.microsoft.com/office/word/2010/wordprocessingShape" mc:Ignorable="w14 w15 w16se w16cid w16 w16cex wp14">
   <w:p>
     <w:pPr>
       <w:rPr>
@@ -1591,7 +2615,7 @@
 </file>
 
 <file path=word/footnotes.xml><?xml version="1.0" encoding="utf-8"?>
-<w:footnotes xmlns:wpc="http://schemas.microsoft.com/office/word/2010/wordprocessingCanvas" xmlns:cx="http://schemas.microsoft.com/office/drawing/2014/chartex" xmlns:cx1="http://schemas.microsoft.com/office/drawing/2015/9/8/chartex" xmlns:cx2="http://schemas.microsoft.com/office/drawing/2015/10/21/chartex" xmlns:cx3="http://schemas.microsoft.com/office/drawing/2016/5/9/chartex" xmlns:cx4="http://schemas.microsoft.com/office/drawing/2016/5/10/chartex" xmlns:cx5="http://schemas.microsoft.com/office/drawing/2016/5/11/chartex" xmlns:cx6="http://schemas.microsoft.com/office/drawing/2016/5/12/chartex" xmlns:cx7="http://schemas.microsoft.com/office/drawing/2016/5/13/chartex" xmlns:cx8="http://schemas.microsoft.com/office/drawing/2016/5/14/chartex" xmlns:mc="http://schemas.openxmlformats.org/markup-compatibility/2006" xmlns:aink="http://schemas.microsoft.com/office/drawing/2016/ink" xmlns:am3d="http://schemas.microsoft.com/office/drawing/2017/model3d" xmlns:o="urn:schemas-microsoft-com:office:office" xmlns:r="http://schemas.openxmlformats.org/officeDocument/2006/relationships" xmlns:m="http://schemas.openxmlformats.org/officeDocument/2006/math" xmlns:v="urn:schemas-microsoft-com:vml" xmlns:wp14="http://schemas.microsoft.com/office/word/2010/wordprocessingDrawing" xmlns:wp="http://schemas.openxmlformats.org/drawingml/2006/wordprocessingDrawing" xmlns:w10="urn:schemas-microsoft-com:office:word" xmlns:w="http://schemas.openxmlformats.org/wordprocessingml/2006/main" xmlns:w14="http://schemas.microsoft.com/office/word/2010/wordml" xmlns:w15="http://schemas.microsoft.com/office/word/2012/wordml" xmlns:w16cid="http://schemas.microsoft.com/office/word/2016/wordml/cid" xmlns:w16se="http://schemas.microsoft.com/office/word/2015/wordml/symex" xmlns:wpg="http://schemas.microsoft.com/office/word/2010/wordprocessingGroup" xmlns:wpi="http://schemas.microsoft.com/office/word/2010/wordprocessingInk" xmlns:wne="http://schemas.microsoft.com/office/word/2006/wordml" xmlns:wps="http://schemas.microsoft.com/office/word/2010/wordprocessingShape" mc:Ignorable="w14 w15 w16se w16cid wp14">
+<w:footnotes xmlns:wpc="http://schemas.microsoft.com/office/word/2010/wordprocessingCanvas" xmlns:cx="http://schemas.microsoft.com/office/drawing/2014/chartex" xmlns:cx1="http://schemas.microsoft.com/office/drawing/2015/9/8/chartex" xmlns:cx2="http://schemas.microsoft.com/office/drawing/2015/10/21/chartex" xmlns:cx3="http://schemas.microsoft.com/office/drawing/2016/5/9/chartex" xmlns:cx4="http://schemas.microsoft.com/office/drawing/2016/5/10/chartex" xmlns:cx5="http://schemas.microsoft.com/office/drawing/2016/5/11/chartex" xmlns:cx6="http://schemas.microsoft.com/office/drawing/2016/5/12/chartex" xmlns:cx7="http://schemas.microsoft.com/office/drawing/2016/5/13/chartex" xmlns:cx8="http://schemas.microsoft.com/office/drawing/2016/5/14/chartex" xmlns:mc="http://schemas.openxmlformats.org/markup-compatibility/2006" xmlns:aink="http://schemas.microsoft.com/office/drawing/2016/ink" xmlns:am3d="http://schemas.microsoft.com/office/drawing/2017/model3d" xmlns:o="urn:schemas-microsoft-com:office:office" xmlns:r="http://schemas.openxmlformats.org/officeDocument/2006/relationships" xmlns:m="http://schemas.openxmlformats.org/officeDocument/2006/math" xmlns:v="urn:schemas-microsoft-com:vml" xmlns:wp14="http://schemas.microsoft.com/office/word/2010/wordprocessingDrawing" xmlns:wp="http://schemas.openxmlformats.org/drawingml/2006/wordprocessingDrawing" xmlns:w10="urn:schemas-microsoft-com:office:word" xmlns:w="http://schemas.openxmlformats.org/wordprocessingml/2006/main" xmlns:w14="http://schemas.microsoft.com/office/word/2010/wordml" xmlns:w15="http://schemas.microsoft.com/office/word/2012/wordml" xmlns:w16cex="http://schemas.microsoft.com/office/word/2018/wordml/cex" xmlns:w16cid="http://schemas.microsoft.com/office/word/2016/wordml/cid" xmlns:w16="http://schemas.microsoft.com/office/word/2018/wordml" xmlns:w16se="http://schemas.microsoft.com/office/word/2015/wordml/symex" xmlns:wpg="http://schemas.microsoft.com/office/word/2010/wordprocessingGroup" xmlns:wpi="http://schemas.microsoft.com/office/word/2010/wordprocessingInk" xmlns:wne="http://schemas.microsoft.com/office/word/2006/wordml" xmlns:wps="http://schemas.microsoft.com/office/word/2010/wordprocessingShape" mc:Ignorable="w14 w15 w16se w16cid w16 w16cex wp14">
   <w:footnote w:type="separator" w:id="-1">
     <w:p>
       <w:pPr>
@@ -1616,7 +2640,7 @@
 </file>
 
 <file path=word/numbering.xml><?xml version="1.0" encoding="utf-8"?>
-<w:numbering xmlns:wpc="http://schemas.microsoft.com/office/word/2010/wordprocessingCanvas" xmlns:cx="http://schemas.microsoft.com/office/drawing/2014/chartex" xmlns:cx1="http://schemas.microsoft.com/office/drawing/2015/9/8/chartex" xmlns:cx2="http://schemas.microsoft.com/office/drawing/2015/10/21/chartex" xmlns:cx3="http://schemas.microsoft.com/office/drawing/2016/5/9/chartex" xmlns:cx4="http://schemas.microsoft.com/office/drawing/2016/5/10/chartex" xmlns:cx5="http://schemas.microsoft.com/office/drawing/2016/5/11/chartex" xmlns:cx6="http://schemas.microsoft.com/office/drawing/2016/5/12/chartex" xmlns:cx7="http://schemas.microsoft.com/office/drawing/2016/5/13/chartex" xmlns:cx8="http://schemas.microsoft.com/office/drawing/2016/5/14/chartex" xmlns:mc="http://schemas.openxmlformats.org/markup-compatibility/2006" xmlns:aink="http://schemas.microsoft.com/office/drawing/2016/ink" xmlns:am3d="http://schemas.microsoft.com/office/drawing/2017/model3d" xmlns:o="urn:schemas-microsoft-com:office:office" xmlns:r="http://schemas.openxmlformats.org/officeDocument/2006/relationships" xmlns:m="http://schemas.openxmlformats.org/officeDocument/2006/math" xmlns:v="urn:schemas-microsoft-com:vml" xmlns:wp14="http://schemas.microsoft.com/office/word/2010/wordprocessingDrawing" xmlns:wp="http://schemas.openxmlformats.org/drawingml/2006/wordprocessingDrawing" xmlns:w10="urn:schemas-microsoft-com:office:word" xmlns:w="http://schemas.openxmlformats.org/wordprocessingml/2006/main" xmlns:w14="http://schemas.microsoft.com/office/word/2010/wordml" xmlns:w15="http://schemas.microsoft.com/office/word/2012/wordml" xmlns:w16cid="http://schemas.microsoft.com/office/word/2016/wordml/cid" xmlns:w16se="http://schemas.microsoft.com/office/word/2015/wordml/symex" xmlns:wpg="http://schemas.microsoft.com/office/word/2010/wordprocessingGroup" xmlns:wpi="http://schemas.microsoft.com/office/word/2010/wordprocessingInk" xmlns:wne="http://schemas.microsoft.com/office/word/2006/wordml" xmlns:wps="http://schemas.microsoft.com/office/word/2010/wordprocessingShape" mc:Ignorable="w14 w15 w16se w16cid wp14">
+<w:numbering xmlns:wpc="http://schemas.microsoft.com/office/word/2010/wordprocessingCanvas" xmlns:cx="http://schemas.microsoft.com/office/drawing/2014/chartex" xmlns:cx1="http://schemas.microsoft.com/office/drawing/2015/9/8/chartex" xmlns:cx2="http://schemas.microsoft.com/office/drawing/2015/10/21/chartex" xmlns:cx3="http://schemas.microsoft.com/office/drawing/2016/5/9/chartex" xmlns:cx4="http://schemas.microsoft.com/office/drawing/2016/5/10/chartex" xmlns:cx5="http://schemas.microsoft.com/office/drawing/2016/5/11/chartex" xmlns:cx6="http://schemas.microsoft.com/office/drawing/2016/5/12/chartex" xmlns:cx7="http://schemas.microsoft.com/office/drawing/2016/5/13/chartex" xmlns:cx8="http://schemas.microsoft.com/office/drawing/2016/5/14/chartex" xmlns:mc="http://schemas.openxmlformats.org/markup-compatibility/2006" xmlns:aink="http://schemas.microsoft.com/office/drawing/2016/ink" xmlns:am3d="http://schemas.microsoft.com/office/drawing/2017/model3d" xmlns:o="urn:schemas-microsoft-com:office:office" xmlns:r="http://schemas.openxmlformats.org/officeDocument/2006/relationships" xmlns:m="http://schemas.openxmlformats.org/officeDocument/2006/math" xmlns:v="urn:schemas-microsoft-com:vml" xmlns:wp14="http://schemas.microsoft.com/office/word/2010/wordprocessingDrawing" xmlns:wp="http://schemas.openxmlformats.org/drawingml/2006/wordprocessingDrawing" xmlns:w10="urn:schemas-microsoft-com:office:word" xmlns:w="http://schemas.openxmlformats.org/wordprocessingml/2006/main" xmlns:w14="http://schemas.microsoft.com/office/word/2010/wordml" xmlns:w15="http://schemas.microsoft.com/office/word/2012/wordml" xmlns:w16cex="http://schemas.microsoft.com/office/word/2018/wordml/cex" xmlns:w16cid="http://schemas.microsoft.com/office/word/2016/wordml/cid" xmlns:w16="http://schemas.microsoft.com/office/word/2018/wordml" xmlns:w16se="http://schemas.microsoft.com/office/word/2015/wordml/symex" xmlns:wpg="http://schemas.microsoft.com/office/word/2010/wordprocessingGroup" xmlns:wpi="http://schemas.microsoft.com/office/word/2010/wordprocessingInk" xmlns:wne="http://schemas.microsoft.com/office/word/2006/wordml" xmlns:wps="http://schemas.microsoft.com/office/word/2010/wordprocessingShape" mc:Ignorable="w14 w15 w16se w16cid w16 w16cex wp14">
   <w:abstractNum w:abstractNumId="0" w15:restartNumberingAfterBreak="0">
     <w:nsid w:val="19627FCB"/>
     <w:multiLevelType w:val="multilevel"/>
@@ -3105,7 +4129,7 @@
 </file>
 
 <file path=word/styles.xml><?xml version="1.0" encoding="utf-8"?>
-<w:styles xmlns:mc="http://schemas.openxmlformats.org/markup-compatibility/2006" xmlns:r="http://schemas.openxmlformats.org/officeDocument/2006/relationships" xmlns:w="http://schemas.openxmlformats.org/wordprocessingml/2006/main" xmlns:w14="http://schemas.microsoft.com/office/word/2010/wordml" xmlns:w15="http://schemas.microsoft.com/office/word/2012/wordml" xmlns:w16cid="http://schemas.microsoft.com/office/word/2016/wordml/cid" xmlns:w16se="http://schemas.microsoft.com/office/word/2015/wordml/symex" mc:Ignorable="w14 w15 w16se w16cid">
+<w:styles xmlns:mc="http://schemas.openxmlformats.org/markup-compatibility/2006" xmlns:r="http://schemas.openxmlformats.org/officeDocument/2006/relationships" xmlns:w="http://schemas.openxmlformats.org/wordprocessingml/2006/main" xmlns:w14="http://schemas.microsoft.com/office/word/2010/wordml" xmlns:w15="http://schemas.microsoft.com/office/word/2012/wordml" xmlns:w16cex="http://schemas.microsoft.com/office/word/2018/wordml/cex" xmlns:w16cid="http://schemas.microsoft.com/office/word/2016/wordml/cid" xmlns:w16="http://schemas.microsoft.com/office/word/2018/wordml" xmlns:w16se="http://schemas.microsoft.com/office/word/2015/wordml/symex" mc:Ignorable="w14 w15 w16se w16cid w16 w16cex">
   <w:docDefaults>
     <w:rPrDefault>
       <w:rPr>
